--- a/templates/CMIS/HD-NSH-1Tr.docx
+++ b/templates/CMIS/HD-NSH-1Tr.docx
@@ -8838,23 +8838,7 @@
           <w:szCs w:val="24"/>
           <w:lang w:eastAsia="en-US"/>
         </w:rPr>
-        <w:t xml:space="preserve"> </w:t>
-      </w:r>
-      <w:r>
-        <w:rPr>
-          <w:rFonts w:eastAsia="Calibri"/>
-          <w:szCs w:val="24"/>
-          <w:lang w:eastAsia="en-US"/>
-        </w:rPr>
-        <w:t>và</w:t>
-      </w:r>
-      <w:r>
-        <w:rPr>
-          <w:rFonts w:eastAsia="Calibri"/>
-          <w:szCs w:val="24"/>
-          <w:lang w:eastAsia="en-US"/>
-        </w:rPr>
-        <w:t xml:space="preserve"> Bên </w:t>
+        <w:t xml:space="preserve"> và Bên </w:t>
       </w:r>
       <w:r>
         <w:rPr>
@@ -17498,7 +17482,17 @@
                 <w:sz w:val="28"/>
                 <w:szCs w:val="28"/>
               </w:rPr>
-              <w:t>ĐẠI DIỆN BÊN A</w:t>
+              <w:t xml:space="preserve">ĐẠI DIỆN BÊN </w:t>
+            </w:r>
+            <w:r>
+              <w:rPr>
+                <w:rFonts w:eastAsia="Microsoft Sans Serif"/>
+                <w:b/>
+                <w:sz w:val="28"/>
+                <w:szCs w:val="28"/>
+                <w:lang w:val="en-US"/>
+              </w:rPr>
+              <w:t>B</w:t>
             </w:r>
             <w:r>
               <w:rPr>
@@ -17575,12 +17569,11 @@
               <w:rPr>
                 <w:rFonts w:eastAsia="Microsoft Sans Serif"/>
                 <w:b/>
-                <w:bCs/>
-                <w:iCs/>
+                <w:color w:val="000099"/>
                 <w:sz w:val="28"/>
                 <w:szCs w:val="28"/>
               </w:rPr>
-              <w:t>Nguyễn Trọng Nghĩa</w:t>
+              <w:t>{TEN_DDIEN}</w:t>
             </w:r>
           </w:p>
         </w:tc>
@@ -17615,7 +17608,7 @@
                 <w:sz w:val="28"/>
                 <w:szCs w:val="28"/>
               </w:rPr>
-              <w:t>B</w:t>
+              <w:t>A</w:t>
             </w:r>
             <w:r>
               <w:rPr>
@@ -17684,17 +17677,18 @@
                 <w:b/>
                 <w:sz w:val="28"/>
                 <w:szCs w:val="28"/>
+                <w:lang w:val="pt-BR"/>
               </w:rPr>
             </w:pPr>
             <w:r>
               <w:rPr>
                 <w:rFonts w:eastAsia="Microsoft Sans Serif"/>
                 <w:b/>
-                <w:color w:val="000099"/>
                 <w:sz w:val="28"/>
                 <w:szCs w:val="28"/>
+                <w:lang w:val="pt-BR"/>
               </w:rPr>
-              <w:t>{TEN_DDIEN}</w:t>
+              <w:t>Nguyễn Trọng Nghĩa</w:t>
             </w:r>
           </w:p>
         </w:tc>
@@ -17977,7 +17971,7 @@
                 <w:sz w:val="26"/>
                 <w:szCs w:val="26"/>
               </w:rPr>
-              <w:t>04</w:t>
+              <w:t>07</w:t>
             </w:r>
             <w:r>
               <w:rPr>

--- a/templates/CMIS/HD-NSH-1Tr.docx
+++ b/templates/CMIS/HD-NSH-1Tr.docx
@@ -17490,7 +17490,6 @@
                 <w:b/>
                 <w:sz w:val="28"/>
                 <w:szCs w:val="28"/>
-                <w:lang w:val="en-US"/>
               </w:rPr>
               <w:t>B</w:t>
             </w:r>
@@ -17677,7 +17676,6 @@
                 <w:b/>
                 <w:sz w:val="28"/>
                 <w:szCs w:val="28"/>
-                <w:lang w:val="pt-BR"/>
               </w:rPr>
             </w:pPr>
             <w:r>
@@ -17686,7 +17684,6 @@
                 <w:b/>
                 <w:sz w:val="28"/>
                 <w:szCs w:val="28"/>
-                <w:lang w:val="pt-BR"/>
               </w:rPr>
               <w:t>Nguyễn Trọng Nghĩa</w:t>
             </w:r>
@@ -17694,6 +17691,50 @@
         </w:tc>
       </w:tr>
     </w:tbl>
+    <w:p>
+      <w:pPr>
+        <w:tabs>
+          <w:tab w:val="left" w:pos="993"/>
+        </w:tabs>
+        <w:spacing w:before="120" w:after="120"/>
+        <w:jc w:val="both"/>
+        <w:rPr>
+          <w:rFonts w:eastAsia="Calibri"/>
+          <w:szCs w:val="24"/>
+        </w:rPr>
+      </w:pPr>
+    </w:p>
+    <w:p>
+      <w:pPr>
+        <w:rPr>
+          <w:rFonts w:eastAsia="Calibri"/>
+          <w:szCs w:val="24"/>
+        </w:rPr>
+      </w:pPr>
+      <w:r>
+        <w:rPr>
+          <w:rFonts w:eastAsia="Calibri"/>
+          <w:szCs w:val="24"/>
+        </w:rPr>
+        <w:br w:type="page"/>
+      </w:r>
+    </w:p>
+    <w:p>
+      <w:pPr>
+        <w:rPr>
+          <w:rFonts w:eastAsia="Calibri"/>
+          <w:szCs w:val="24"/>
+        </w:rPr>
+      </w:pPr>
+      <w:r>
+        <w:rPr>
+          <w:rFonts w:eastAsia="Calibri"/>
+          <w:szCs w:val="24"/>
+        </w:rPr>
+        <w:lastRenderedPageBreak/>
+        <w:br w:type="page"/>
+      </w:r>
+    </w:p>
     <w:p>
       <w:pPr>
         <w:tabs>
@@ -17971,7 +18012,7 @@
                 <w:sz w:val="26"/>
                 <w:szCs w:val="26"/>
               </w:rPr>
-              <w:t>07</w:t>
+              <w:t>11</w:t>
             </w:r>
             <w:r>
               <w:rPr>
@@ -18378,13 +18419,7 @@
               <w:rPr>
                 <w:lang w:val="en-GB"/>
               </w:rPr>
-              <w:t xml:space="preserve"> - </w:t>
-            </w:r>
-            <w:r>
-              <w:rPr>
-                <w:lang w:val="en-GB"/>
-              </w:rPr>
-              <w:t>{LIEN_HE}</w:t>
+              <w:t xml:space="preserve"> </w:t>
             </w:r>
           </w:p>
           <w:p>
@@ -18889,7 +18924,68 @@
                 <w:sz w:val="28"/>
                 <w:szCs w:val="28"/>
               </w:rPr>
-              <w:t>ĐẠI DIỆN BÊN BÁN ĐIỆN</w:t>
+              <w:t>ĐẠI DIỆN</w:t>
+            </w:r>
+            <w:r>
+              <w:rPr>
+                <w:b/>
+                <w:bCs/>
+                <w:sz w:val="28"/>
+                <w:szCs w:val="28"/>
+              </w:rPr>
+              <w:t xml:space="preserve"> </w:t>
+            </w:r>
+            <w:r>
+              <w:rPr>
+                <w:b/>
+                <w:sz w:val="28"/>
+                <w:szCs w:val="28"/>
+              </w:rPr>
+              <w:t>KHÁCH</w:t>
+            </w:r>
+            <w:r>
+              <w:rPr>
+                <w:b/>
+                <w:spacing w:val="49"/>
+                <w:sz w:val="28"/>
+                <w:szCs w:val="28"/>
+              </w:rPr>
+              <w:t xml:space="preserve"> </w:t>
+            </w:r>
+            <w:r>
+              <w:rPr>
+                <w:b/>
+                <w:w w:val="107"/>
+                <w:sz w:val="28"/>
+                <w:szCs w:val="28"/>
+              </w:rPr>
+              <w:t>H</w:t>
+            </w:r>
+            <w:r>
+              <w:rPr>
+                <w:b/>
+                <w:sz w:val="28"/>
+                <w:szCs w:val="28"/>
+              </w:rPr>
+              <w:t>ÀN</w:t>
+            </w:r>
+            <w:r>
+              <w:rPr>
+                <w:b/>
+                <w:w w:val="107"/>
+                <w:sz w:val="28"/>
+                <w:szCs w:val="28"/>
+              </w:rPr>
+              <w:t>G</w:t>
+            </w:r>
+            <w:r>
+              <w:rPr>
+                <w:b/>
+                <w:bCs/>
+                <w:sz w:val="28"/>
+                <w:szCs w:val="28"/>
+              </w:rPr>
+              <w:t xml:space="preserve"> </w:t>
             </w:r>
           </w:p>
           <w:p>
@@ -19005,13 +19101,13 @@
             </w:pPr>
             <w:r>
               <w:rPr>
+                <w:rFonts w:eastAsia="Microsoft Sans Serif"/>
                 <w:b/>
-                <w:bCs/>
-                <w:iCs/>
+                <w:color w:val="000099"/>
                 <w:sz w:val="28"/>
                 <w:szCs w:val="28"/>
               </w:rPr>
-              <w:t>Nguyễn Trọng Nghĩa</w:t>
+              <w:t>{TEN_DDIEN}</w:t>
             </w:r>
           </w:p>
         </w:tc>
@@ -19085,45 +19181,11 @@
             <w:r>
               <w:rPr>
                 <w:b/>
+                <w:bCs/>
                 <w:sz w:val="28"/>
                 <w:szCs w:val="28"/>
               </w:rPr>
-              <w:t>KHÁCH</w:t>
-            </w:r>
-            <w:r>
-              <w:rPr>
-                <w:b/>
-                <w:spacing w:val="49"/>
-                <w:sz w:val="28"/>
-                <w:szCs w:val="28"/>
-              </w:rPr>
-              <w:t xml:space="preserve"> </w:t>
-            </w:r>
-            <w:r>
-              <w:rPr>
-                <w:b/>
-                <w:w w:val="107"/>
-                <w:sz w:val="28"/>
-                <w:szCs w:val="28"/>
-              </w:rPr>
-              <w:t>H</w:t>
-            </w:r>
-            <w:r>
-              <w:rPr>
-                <w:b/>
-                <w:sz w:val="28"/>
-                <w:szCs w:val="28"/>
-              </w:rPr>
-              <w:t>ÀN</w:t>
-            </w:r>
-            <w:r>
-              <w:rPr>
-                <w:b/>
-                <w:w w:val="107"/>
-                <w:sz w:val="28"/>
-                <w:szCs w:val="28"/>
-              </w:rPr>
-              <w:t>G</w:t>
+              <w:t>BÊN BÁN ĐIỆN</w:t>
             </w:r>
             <w:r>
               <w:rPr>
@@ -19175,6 +19237,8 @@
               <w:adjustRightInd w:val="0"/>
               <w:jc w:val="center"/>
               <w:rPr>
+                <w:b/>
+                <w:bCs/>
                 <w:sz w:val="28"/>
                 <w:szCs w:val="28"/>
               </w:rPr>
@@ -19190,17 +19254,18 @@
               <w:rPr>
                 <w:sz w:val="28"/>
                 <w:szCs w:val="28"/>
+                <w:lang w:val="en-US"/>
               </w:rPr>
             </w:pPr>
             <w:r>
               <w:rPr>
-                <w:rFonts w:eastAsia="Microsoft Sans Serif"/>
                 <w:b/>
-                <w:color w:val="000099"/>
+                <w:bCs/>
                 <w:sz w:val="28"/>
                 <w:szCs w:val="28"/>
+                <w:lang w:val="en-US"/>
               </w:rPr>
-              <w:t>{TEN_DDIEN}</w:t>
+              <w:t>Nguyễn Trọng Nghĩa</w:t>
             </w:r>
           </w:p>
         </w:tc>

--- a/templates/CMIS/HD-NSH-1Tr.docx
+++ b/templates/CMIS/HD-NSH-1Tr.docx
@@ -18012,7 +18012,7 @@
                 <w:sz w:val="26"/>
                 <w:szCs w:val="26"/>
               </w:rPr>
-              <w:t>11</w:t>
+              <w:t>08</w:t>
             </w:r>
             <w:r>
               <w:rPr>
@@ -18076,7 +18076,7 @@
                 <w:sz w:val="26"/>
                 <w:szCs w:val="26"/>
               </w:rPr>
-              <w:t>09</w:t>
+              <w:t>10</w:t>
             </w:r>
             <w:r>
               <w:rPr>
@@ -18461,10 +18461,13 @@
           </w:tcPr>
           <w:p>
             <w:r>
-              <w:t xml:space="preserve">[  </w:t>
+              <w:t xml:space="preserve">[ </w:t>
             </w:r>
             <w:r>
-              <w:t xml:space="preserve"> </w:t>
+              <w:rPr>
+                <w:lang w:val="en-US"/>
+              </w:rPr>
+              <w:t>x</w:t>
             </w:r>
             <w:r>
               <w:t xml:space="preserve"> ]  Chương trình điều chỉnh phụ tải điện sử dụng các ưu đãi phi thương mại</w:t>
@@ -18522,7 +18525,19 @@
               <w:rPr>
                 <w:lang w:val="en-GB"/>
               </w:rPr>
-              <w:t>[    ]  Công nghiệp</w:t>
+              <w:t xml:space="preserve">[ </w:t>
+            </w:r>
+            <w:r>
+              <w:rPr>
+                <w:lang w:val="en-GB"/>
+              </w:rPr>
+              <w:t>x</w:t>
+            </w:r>
+            <w:r>
+              <w:rPr>
+                <w:lang w:val="en-GB"/>
+              </w:rPr>
+              <w:t xml:space="preserve"> ]  Công nghiệp</w:t>
             </w:r>
           </w:p>
           <w:p>

--- a/templates/CMIS/HD-NSH-1Tr.docx
+++ b/templates/CMIS/HD-NSH-1Tr.docx
@@ -2419,7 +2419,22 @@
           <w:rFonts w:eastAsia="Calibri"/>
           <w:szCs w:val="24"/>
         </w:rPr>
-        <w:t>Theo Văn bản ủy quyền số: 1355/EVNSPC-TCN vào ngày 27/02/2026 của ông Nguyễn Phước Đức - Chức vụ Tổng Giám đốc Tổng công ty Điện lực Miền Nam TNHH</w:t>
+        <w:t>Theo Văn bản ủy quyền số: 1355/EVNSPC-TCN</w:t>
+      </w:r>
+      <w:r>
+        <w:rPr>
+          <w:rFonts w:eastAsia="Calibri"/>
+          <w:szCs w:val="24"/>
+          <w:lang w:val="en-US"/>
+        </w:rPr>
+        <w:t>S</w:t>
+      </w:r>
+      <w:r>
+        <w:rPr>
+          <w:rFonts w:eastAsia="Calibri"/>
+          <w:szCs w:val="24"/>
+        </w:rPr>
+        <w:t xml:space="preserve"> vào ngày 27/02/2026 của ông Nguyễn Phước Đức - Chức vụ Tổng Giám đốc Tổng công ty Điện lực Miền Nam TNHH</w:t>
       </w:r>
     </w:p>
     <w:p>
@@ -18012,7 +18027,7 @@
                 <w:sz w:val="26"/>
                 <w:szCs w:val="26"/>
               </w:rPr>
-              <w:t>08</w:t>
+              <w:t>26</w:t>
             </w:r>
             <w:r>
               <w:rPr>
@@ -18464,9 +18479,6 @@
               <w:t xml:space="preserve">[ </w:t>
             </w:r>
             <w:r>
-              <w:rPr>
-                <w:lang w:val="en-US"/>
-              </w:rPr>
               <w:t>x</w:t>
             </w:r>
             <w:r>

--- a/templates/CMIS/HD-NSH-1Tr.docx
+++ b/templates/CMIS/HD-NSH-1Tr.docx
@@ -2425,7 +2425,6 @@
         <w:rPr>
           <w:rFonts w:eastAsia="Calibri"/>
           <w:szCs w:val="24"/>
-          <w:lang w:val="en-US"/>
         </w:rPr>
         <w:t>S</w:t>
       </w:r>
@@ -18027,7 +18026,7 @@
                 <w:sz w:val="26"/>
                 <w:szCs w:val="26"/>
               </w:rPr>
-              <w:t>26</w:t>
+              <w:t>27</w:t>
             </w:r>
             <w:r>
               <w:rPr>
@@ -18689,7 +18688,8 @@
           <w:p>
             <w:pPr>
               <w:rPr>
-                <w:lang w:val="en-US"/>
+                <w:color w:val="000099"/>
+                <w:w w:val="105"/>
               </w:rPr>
             </w:pPr>
             <w:r>
@@ -18700,7 +18700,21 @@
                 <w:color w:val="000099"/>
                 <w:w w:val="105"/>
               </w:rPr>
-              <w:t>{P_TBINH}</w:t>
+              <w:t>{</w:t>
+            </w:r>
+            <w:r>
+              <w:rPr>
+                <w:color w:val="000099"/>
+                <w:w w:val="105"/>
+              </w:rPr>
+              <w:t>PDR</w:t>
+            </w:r>
+            <w:r>
+              <w:rPr>
+                <w:color w:val="000099"/>
+                <w:w w:val="105"/>
+              </w:rPr>
+              <w:t>}</w:t>
             </w:r>
             <w:r>
               <w:rPr>
@@ -33833,7 +33847,6 @@
   <w:style w:type="character" w:default="1" w:styleId="DefaultParagraphFont">
     <w:name w:val="Default Paragraph Font"/>
     <w:uiPriority w:val="1"/>
-    <w:semiHidden/>
     <w:unhideWhenUsed/>
   </w:style>
   <w:style w:type="table" w:default="1" w:styleId="TableNormal">
